--- a/REDES Y COMUNICACION DE DATOS/Tarea/Tarea1_Redes.docx
+++ b/REDES Y COMUNICACION DE DATOS/Tarea/Tarea1_Redes.docx
@@ -43,7 +43,23 @@
           <w:b/>
           <w:bCs/>
         </w:rPr>
-        <w:t>Tarea N° 1</w:t>
+        <w:t xml:space="preserve">Tarea </w:t>
+      </w:r>
+      <w:proofErr w:type="spellStart"/>
+      <w:r>
+        <w:rPr>
+          <w:b/>
+          <w:bCs/>
+        </w:rPr>
+        <w:t>N°</w:t>
+      </w:r>
+      <w:proofErr w:type="spellEnd"/>
+      <w:r>
+        <w:rPr>
+          <w:b/>
+          <w:bCs/>
+        </w:rPr>
+        <w:t xml:space="preserve"> 1</w:t>
       </w:r>
     </w:p>
     <w:p>
@@ -63,28 +79,16 @@
       <w:pPr>
         <w:spacing w:before="480" w:line="360" w:lineRule="auto"/>
         <w:jc w:val="center"/>
-        <w:rPr>
-          <w:lang w:val="en-US"/>
-        </w:rPr>
       </w:pPr>
       <w:r>
         <w:rPr>
           <w:b/>
           <w:bCs/>
-          <w:lang w:val="en-US"/>
         </w:rPr>
         <w:t>Estudiante:</w:t>
       </w:r>
       <w:r>
-        <w:rPr>
-          <w:lang w:val="en-US"/>
-        </w:rPr>
         <w:br/>
-      </w:r>
-      <w:r>
-        <w:rPr>
-          <w:lang w:val="en-US"/>
-        </w:rPr>
         <w:t>Gerald David Cascante Hernández</w:t>
       </w:r>
     </w:p>
@@ -130,12 +134,15 @@
       </w:r>
       <w:r>
         <w:br/>
-      </w:r>
-      <w:r>
         <w:t>Semana 3</w:t>
       </w:r>
     </w:p>
     <w:p>
+      <w:pPr>
+        <w:pBdr>
+          <w:bottom w:val="single" w:sz="4" w:space="1" w:color="auto"/>
+        </w:pBdr>
+      </w:pPr>
       <w:r>
         <w:br w:type="page"/>
       </w:r>
@@ -153,31 +160,7 @@
         <w:jc w:val="both"/>
       </w:pPr>
       <w:r>
-        <w:t>Una sucursal bancaria conecta 10 computadoras mediante cableado UTP a un switch central</w:t>
-      </w:r>
-      <w:r>
-        <w:t xml:space="preserve"> </w:t>
-      </w:r>
-      <w:r>
-        <w:t>ubicado en el cuarto de comunicaciones del edificio. Cada equipo se conecta de forma</w:t>
-      </w:r>
-      <w:r>
-        <w:t xml:space="preserve"> </w:t>
-      </w:r>
-      <w:r>
-        <w:t>individual a este switch. La red es utilizada exclusivamente por el personal de la sucursal, y el</w:t>
-      </w:r>
-      <w:r>
-        <w:t xml:space="preserve"> </w:t>
-      </w:r>
-      <w:r>
-        <w:t>departamento</w:t>
-      </w:r>
-      <w:r>
-        <w:t xml:space="preserve"> </w:t>
-      </w:r>
-      <w:r>
-        <w:t>de TI de la empresa mantiene control total sobre su configuración y acceso.</w:t>
+        <w:t>Una sucursal bancaria conecta 10 computadoras mediante cableado UTP a un switch central ubicado en el cuarto de comunicaciones del edificio. Cada equipo se conecta de forma individual a este switch. La red es utilizada exclusivamente por el personal de la sucursal, y el departamento de TI de la empresa mantiene control total sobre su configuración y acceso.</w:t>
       </w:r>
     </w:p>
     <w:p>
@@ -209,37 +192,7 @@
         <w:jc w:val="both"/>
       </w:pPr>
       <w:r>
-        <w:t xml:space="preserve">La municipalidad de una ciudad instala una red inalámbrica de acceso gratuito en varios </w:t>
-      </w:r>
-      <w:r>
-        <w:t xml:space="preserve"> </w:t>
-      </w:r>
-      <w:r>
-        <w:t xml:space="preserve">parques y plazas públicas distribuidos en distintos puntos de la ciudad. Cualquier ciudadano </w:t>
-      </w:r>
-      <w:r>
-        <w:t xml:space="preserve"> </w:t>
-      </w:r>
-      <w:r>
-        <w:t>puede</w:t>
-      </w:r>
-      <w:r>
-        <w:t xml:space="preserve"> </w:t>
-      </w:r>
-      <w:r>
-        <w:t>conectarse sin necesidad de credenciales. La infraestructura y administración de la red</w:t>
-      </w:r>
-      <w:r>
-        <w:t xml:space="preserve"> </w:t>
-      </w:r>
-      <w:r>
-        <w:t>están a</w:t>
-      </w:r>
-      <w:r>
-        <w:t xml:space="preserve"> </w:t>
-      </w:r>
-      <w:r>
-        <w:t xml:space="preserve">cargo de la municipalidad. </w:t>
+        <w:t xml:space="preserve">La municipalidad de una ciudad instala una red inalámbrica de acceso gratuito en varios  parques y plazas públicas distribuidos en distintos puntos de la ciudad. Cualquier ciudadano  puede conectarse sin necesidad de credenciales. La infraestructura y administración de la red están a cargo de la municipalidad. </w:t>
       </w:r>
     </w:p>
     <w:p>
@@ -271,31 +224,7 @@
         <w:jc w:val="both"/>
       </w:pPr>
       <w:r>
-        <w:t>Una planta de manufactura instala sensores inalámbricos de temperatura y humedad en</w:t>
-      </w:r>
-      <w:r>
-        <w:t xml:space="preserve"> </w:t>
-      </w:r>
-      <w:r>
-        <w:t>distintas</w:t>
-      </w:r>
-      <w:r>
-        <w:t xml:space="preserve"> </w:t>
-      </w:r>
-      <w:r>
-        <w:t>líneas de producción. Los sensores se comunican entre sí formando múltiples rutas</w:t>
-      </w:r>
-      <w:r>
-        <w:t xml:space="preserve"> </w:t>
-      </w:r>
-      <w:r>
-        <w:t>de conexión,</w:t>
-      </w:r>
-      <w:r>
-        <w:t xml:space="preserve"> </w:t>
-      </w:r>
-      <w:r>
-        <w:t xml:space="preserve">de manera que si uno falla, la información puede seguir llegando por otra ruta. La red forma parte del sistema interno de monitoreo de la planta. </w:t>
+        <w:t xml:space="preserve">Una planta de manufactura instala sensores inalámbricos de temperatura y humedad en distintas líneas de producción. Los sensores se comunican entre sí formando múltiples rutas de conexión, de manera que si uno falla, la información puede seguir llegando por otra ruta. La red forma parte del sistema interno de monitoreo de la planta. </w:t>
       </w:r>
     </w:p>
     <w:p>
@@ -327,13 +256,7 @@
         <w:jc w:val="both"/>
       </w:pPr>
       <w:r>
-        <w:t>Un usuario sincroniza en su hogar su teléfono celular, su reloj inteligente y sus audífonos inalámbricos mediante Bluetooth, permitiendo el intercambio de datos entre estos dispositivos</w:t>
-      </w:r>
-      <w:r>
-        <w:t xml:space="preserve"> </w:t>
-      </w:r>
-      <w:r>
-        <w:t>personales sin necesidad de un punto de acceso central.</w:t>
+        <w:t>Un usuario sincroniza en su hogar su teléfono celular, su reloj inteligente y sus audífonos inalámbricos mediante Bluetooth, permitiendo el intercambio de datos entre estos dispositivos personales sin necesidad de un punto de acceso central.</w:t>
       </w:r>
     </w:p>
     <w:p>
@@ -389,12 +312,6 @@
         <w:gridCol w:w="1910"/>
       </w:tblGrid>
       <w:tr>
-        <w:tblPrEx>
-          <w:tblCellMar>
-            <w:top w:w="0" w:type="dxa"/>
-            <w:bottom w:w="0" w:type="dxa"/>
-          </w:tblCellMar>
-        </w:tblPrEx>
         <w:trPr>
           <w:tblHeader/>
           <w:jc w:val="center"/>
@@ -599,12 +516,6 @@
         </w:tc>
       </w:tr>
       <w:tr>
-        <w:tblPrEx>
-          <w:tblCellMar>
-            <w:top w:w="0" w:type="dxa"/>
-            <w:bottom w:w="0" w:type="dxa"/>
-          </w:tblCellMar>
-        </w:tblPrEx>
         <w:trPr>
           <w:cantSplit/>
           <w:jc w:val="center"/>
@@ -793,12 +704,6 @@
         </w:tc>
       </w:tr>
       <w:tr>
-        <w:tblPrEx>
-          <w:tblCellMar>
-            <w:top w:w="0" w:type="dxa"/>
-            <w:bottom w:w="0" w:type="dxa"/>
-          </w:tblCellMar>
-        </w:tblPrEx>
         <w:trPr>
           <w:cantSplit/>
           <w:jc w:val="center"/>
@@ -987,12 +892,6 @@
         </w:tc>
       </w:tr>
       <w:tr>
-        <w:tblPrEx>
-          <w:tblCellMar>
-            <w:top w:w="0" w:type="dxa"/>
-            <w:bottom w:w="0" w:type="dxa"/>
-          </w:tblCellMar>
-        </w:tblPrEx>
         <w:trPr>
           <w:cantSplit/>
           <w:jc w:val="center"/>
@@ -1181,12 +1080,6 @@
         </w:tc>
       </w:tr>
       <w:tr>
-        <w:tblPrEx>
-          <w:tblCellMar>
-            <w:top w:w="0" w:type="dxa"/>
-            <w:bottom w:w="0" w:type="dxa"/>
-          </w:tblCellMar>
-        </w:tblPrEx>
         <w:trPr>
           <w:cantSplit/>
           <w:jc w:val="center"/>
@@ -1538,7 +1431,29 @@
           <w:color w:val="000000"/>
         </w:rPr>
         <w:lastRenderedPageBreak/>
-        <w:t>Caso 2: Wi-Fi público municipal</w:t>
+        <w:t xml:space="preserve">Caso 2: </w:t>
+      </w:r>
+      <w:proofErr w:type="spellStart"/>
+      <w:r>
+        <w:rPr>
+          <w:b/>
+          <w:bCs/>
+          <w:i/>
+          <w:iCs/>
+          <w:color w:val="000000"/>
+        </w:rPr>
+        <w:t>Wi</w:t>
+      </w:r>
+      <w:proofErr w:type="spellEnd"/>
+      <w:r>
+        <w:rPr>
+          <w:b/>
+          <w:bCs/>
+          <w:i/>
+          <w:iCs/>
+          <w:color w:val="000000"/>
+        </w:rPr>
+        <w:t>-Fi público municipal</w:t>
       </w:r>
     </w:p>
     <w:p>
@@ -1549,7 +1464,15 @@
         <w:jc w:val="both"/>
       </w:pPr>
       <w:r>
-        <w:t>Se trata de una MAN porque cubre varios puntos repartidos por toda una ciudad. Los puntos de acceso de cada parque o plaza dependen de la infraestructura central de la municipalidad, lo que forma una estrella extendida. Es de propósito público porque cualquiera se conecta sin credenciales, la tecnología es inalámbrica (Wi-Fi) y la administra la propia municipalidad.</w:t>
+        <w:t>Se trata de una MAN porque cubre varios puntos repartidos por toda una ciudad. Los puntos de acceso de cada parque o plaza dependen de la infraestructura central de la municipalidad, lo que forma una estrella extendida. Es de propósito público porque cualquiera se conecta sin credenciales, la tecnología es inalámbrica (</w:t>
+      </w:r>
+      <w:proofErr w:type="spellStart"/>
+      <w:r>
+        <w:t>Wi</w:t>
+      </w:r>
+      <w:proofErr w:type="spellEnd"/>
+      <w:r>
+        <w:t>-Fi) y la administra la propia municipalidad.</w:t>
       </w:r>
     </w:p>
     <w:p>
@@ -2523,6 +2446,7 @@
   <w:style w:type="character" w:default="1" w:styleId="Fuentedeprrafopredeter">
     <w:name w:val="Default Paragraph Font"/>
     <w:uiPriority w:val="1"/>
+    <w:semiHidden/>
     <w:unhideWhenUsed/>
   </w:style>
   <w:style w:type="table" w:default="1" w:styleId="Tablanormal">
